--- a/livrables/lecons/2026-08-04_lecon-hypnose_08_auto-hypnose-fondations.docx
+++ b/livrables/lecons/2026-08-04_lecon-hypnose_08_auto-hypnose-fondations.docx
@@ -609,7 +609,7 @@
           <w:sz w:val="22"/>
           <w:szCs w:val="22"/>
         </w:rPr>
-        <w:t xml:space="preserve">Source : PubMed Central, recherche « self-hypnosis », consulté le 04/08/2026.</w:t>
+        <w:t xml:space="preserve">Source : PubMed Central, recherche « self-hypnosis » — pmc.ncbi.nlm.nih.gov/search/?term=self-hypnosis, consulté le 04/08/2026 (adresse rappelée dans la phrase le 12/09/2026 ; elle figurait déjà dans les ressources). ⚠️ Un nombre de résultats de recherche n'est pas une donnée stable : il change à chaque indexation.</w:t>
       </w:r>
     </w:p>
     <w:p>
@@ -2026,6 +2026,52 @@
     </w:p>
     <w:p>
       <w:pPr>
+        <w:spacing w:after="100"/>
+      </w:pPr>
+      <w:r>
+        <w:rPr>
+          <w:rFonts w:ascii="Times New Roman" w:cs="Times New Roman" w:eastAsia="Times New Roman" w:hAnsi="Times New Roman"/>
+          <w:b/>
+          <w:bCs/>
+          <w:color w:val="1F2937"/>
+          <w:sz w:val="22"/>
+          <w:szCs w:val="22"/>
+        </w:rPr>
+        <w:t xml:space="preserve">📝 Journal des corrections — 12 septembre 2026</w:t>
+      </w:r>
+    </w:p>
+    <w:p>
+      <w:pPr>
+        <w:spacing w:after="100"/>
+      </w:pPr>
+      <w:r>
+        <w:rPr>
+          <w:rFonts w:ascii="Times New Roman" w:cs="Times New Roman" w:eastAsia="Times New Roman" w:hAnsi="Times New Roman"/>
+          <w:b/>
+          <w:bCs/>
+          <w:color w:val="1F2937"/>
+          <w:sz w:val="22"/>
+          <w:szCs w:val="22"/>
+        </w:rPr>
+        <w:t xml:space="preserve">Relue le 12/09/2026 par la passe A4 du contrôle d'attribution. UNE précision, aucun défaut de fond.</w:t>
+      </w:r>
+    </w:p>
+    <w:p>
+      <w:pPr>
+        <w:spacing w:after="100"/>
+      </w:pPr>
+      <w:r>
+        <w:rPr>
+          <w:rFonts w:ascii="Times New Roman" w:cs="Times New Roman" w:eastAsia="Times New Roman" w:hAnsi="Times New Roman"/>
+          <w:color w:val="1F2937"/>
+          <w:sz w:val="22"/>
+          <w:szCs w:val="22"/>
+        </w:rPr>
+        <w:t xml:space="preserve">① La ligne « Source : PubMed Central, recherche self-hypnosis, consulté le 04/08/2026 » nommait et datait sans porter d'adresse. L'adresse figurait bien dans les ressources ; elle est désormais aussi dans la phrase, où le lecteur la cherche. Ajout d'une réserve que la leçon ne faisait pas : le « plus de 17 000 articles » est un compte de résultats de recherche à une date donnée, pas une donnée stable.</w:t>
+      </w:r>
+    </w:p>
+    <w:p>
+      <w:pPr>
         <w:spacing w:after="120"/>
       </w:pPr>
       <w:r>
